--- a/worlds/marva-lydell/world-files/files/DB_Informed_Consent.docx
+++ b/worlds/marva-lydell/world-files/files/DB_Informed_Consent.docx
@@ -67,7 +67,7 @@
           <w:bCs w:val="1"/>
           <w:rtl w:val="0"/>
         </w:rPr>
-        <w:t xml:space="preserve">[DOCUMENT LABEL] — Informed Consent</w:t>
+        <w:t xml:space="preserve">[DOCUMENT LABEL] - Informed Consent</w:t>
       </w:r>
       <w:r>
         <w:rPr>
@@ -127,7 +127,7 @@
           <w:szCs w:val="20"/>
           <w:rtl w:val="0"/>
         </w:rPr>
-        <w:t xml:space="preserve">INFORMED CONSENT — [PROCEDURE NAME]</w:t>
+        <w:t xml:space="preserve">INFORMED CONSENT - [PROCEDURE NAME]</w:t>
       </w:r>
       <w:r>
         <w:rPr>
@@ -244,7 +244,7 @@
           <w:szCs w:val="18"/>
           <w:rtl w:val="0"/>
         </w:rPr>
-        <w:t xml:space="preserve">[Brief documentation that the conversation occurred. Not a legal form — this is the physician's chart note.]</w:t>
+        <w:t xml:space="preserve">[Brief documentation that the conversation occurred. Not a legal form - this is the physician's chart note.]</w:t>
       </w:r>
       <w:r>
         <w:rPr>
